--- a/项目学习笔记模版.docx
+++ b/项目学习笔记模版.docx
@@ -21,22 +21,6 @@
           <w:rFonts w:hint="eastAsia"/>
         </w:rPr>
         <w:t>项目课程前置学习笔记</w:t>
-      </w:r>
-    </w:p>
-    <w:p>
-      <w:pPr>
-        <w:spacing w:before="163" w:beforeLines="50" w:after="163" w:afterLines="50"/>
-        <w:jc w:val="left"/>
-        <w:rPr>
-          <w:color w:val="0070C0"/>
-        </w:rPr>
-      </w:pPr>
-      <w:r>
-        <w:rPr>
-          <w:rFonts w:hint="eastAsia"/>
-          <w:color w:val="0070C0"/>
-        </w:rPr>
-        <w:t>提交截止时间：2026年6月21日周日晚上20点</w:t>
       </w:r>
     </w:p>
     <w:p>
@@ -72,63 +56,10 @@
           <w:sz w:val="22"/>
           <w:szCs w:val="22"/>
         </w:rPr>
-        <w:t>2026腾讯mini项目考题答卷及简历</w:t>
-      </w:r>
-      <w:bookmarkStart w:id="0" w:name="_GoBack"/>
-      <w:bookmarkEnd w:id="0"/>
-      <w:r>
-        <w:rPr>
-          <w:rStyle w:val="5"/>
-          <w:rFonts w:hint="eastAsia" w:ascii="微软雅黑" w:hAnsi="微软雅黑" w:eastAsia="微软雅黑"/>
-          <w:color w:val="1E6FFF"/>
-          <w:sz w:val="22"/>
-          <w:szCs w:val="22"/>
-        </w:rPr>
-        <w:t>收集</w:t>
+        <w:t>2026腾讯mini项目考题答卷及简历收集</w:t>
       </w:r>
       <w:r>
         <w:fldChar w:fldCharType="end"/>
-      </w:r>
-    </w:p>
-    <w:p>
-      <w:pPr>
-        <w:spacing w:before="163" w:beforeLines="50" w:after="163" w:afterLines="50"/>
-        <w:jc w:val="left"/>
-        <w:rPr>
-          <w:color w:val="0070C0"/>
-        </w:rPr>
-      </w:pPr>
-      <w:r>
-        <w:rPr>
-          <w:rFonts w:hint="eastAsia"/>
-          <w:color w:val="0070C0"/>
-        </w:rPr>
-        <w:t>文档命名为“项目编号+姓名”，项目编号是指第几个项目（1/2/3/4/5/6）</w:t>
-      </w:r>
-    </w:p>
-    <w:p>
-      <w:pPr>
-        <w:spacing w:before="163" w:beforeLines="50" w:after="163" w:afterLines="50" w:line="440" w:lineRule="exact"/>
-      </w:pPr>
-      <w:r>
-        <w:rPr>
-          <w:rFonts w:hint="eastAsia"/>
-          <w:color w:val="0070C0"/>
-        </w:rPr>
-        <w:t>请提交</w:t>
-      </w:r>
-      <w:r>
-        <w:rPr>
-          <w:color w:val="0070C0"/>
-        </w:rPr>
-        <w:t>word</w:t>
-      </w:r>
-      <w:r>
-        <w:rPr>
-          <w:rFonts w:hint="eastAsia"/>
-          <w:color w:val="0070C0"/>
-        </w:rPr>
-        <w:t>文档，此文档中蓝色字体的内容可删掉</w:t>
       </w:r>
     </w:p>
     <w:tbl>
@@ -310,7 +241,7 @@
                 <w:rFonts w:hint="eastAsia"/>
                 <w:lang w:val="en-US" w:eastAsia="zh-CN"/>
               </w:rPr>
-              <w:t>龙芯英才班</w:t>
+              <w:t>24级龙芯英才班</w:t>
             </w:r>
           </w:p>
         </w:tc>
@@ -363,6 +294,12 @@
             <w:pPr>
               <w:spacing w:line="440" w:lineRule="exact"/>
             </w:pPr>
+            <w:r>
+              <w:rPr>
+                <w:rFonts w:hint="eastAsia"/>
+              </w:rPr>
+              <w:t>项目4（CVM竞品微架构性能测评）</w:t>
+            </w:r>
           </w:p>
         </w:tc>
       </w:tr>
@@ -413,26 +350,13 @@
           <w:p>
             <w:pPr>
               <w:spacing w:line="440" w:lineRule="exact"/>
-              <w:rPr>
-                <w:color w:val="0070C0"/>
-                <w:sz w:val="21"/>
-                <w:szCs w:val="21"/>
-              </w:rPr>
-            </w:pPr>
-            <w:r>
-              <w:rPr>
-                <w:rFonts w:hint="eastAsia"/>
-                <w:color w:val="0070C0"/>
-                <w:sz w:val="21"/>
-                <w:szCs w:val="21"/>
-              </w:rPr>
-              <w:t>（请描述你选择参与这个项目的原因）</w:t>
-            </w:r>
-          </w:p>
-          <w:p>
-            <w:pPr>
-              <w:spacing w:line="440" w:lineRule="exact"/>
-            </w:pPr>
+            </w:pPr>
+            <w:r>
+              <w:rPr>
+                <w:rFonts w:hint="eastAsia"/>
+              </w:rPr>
+              <w:t>想要更多的尝试去做一些感兴趣以及与自己专业相关的内容。我学的是集成电路设计与集成系统，平时接触硬件比较多，CPU微架构分析正好是硬件与软件的交汇点，所以选了项目4。</w:t>
+            </w:r>
           </w:p>
           <w:p>
             <w:pPr>
@@ -494,20 +418,71 @@
             <w:pPr>
               <w:spacing w:line="440" w:lineRule="exact"/>
               <w:rPr>
+                <w:rFonts w:hint="eastAsia"/>
+                <w:color w:val="auto"/>
+                <w:sz w:val="21"/>
+                <w:szCs w:val="21"/>
+              </w:rPr>
+            </w:pPr>
+            <w:r>
+              <w:rPr>
+                <w:rFonts w:hint="eastAsia"/>
+                <w:color w:val="auto"/>
+                <w:sz w:val="21"/>
+                <w:szCs w:val="21"/>
+              </w:rPr>
+              <w:t>1. 环境配置：VMware虚拟机下perf的PMU硬件计数器默认不可用，perf stat的instructions、cache-misses等事件全部显示为0，需要排查虚拟化限制。</w:t>
+            </w:r>
+          </w:p>
+          <w:p>
+            <w:pPr>
+              <w:spacing w:line="440" w:lineRule="exact"/>
+              <w:rPr>
+                <w:rFonts w:hint="eastAsia"/>
+                <w:color w:val="auto"/>
+                <w:sz w:val="21"/>
+                <w:szCs w:val="21"/>
+              </w:rPr>
+            </w:pPr>
+            <w:r>
+              <w:rPr>
+                <w:rFonts w:hint="eastAsia"/>
+                <w:color w:val="auto"/>
+                <w:sz w:val="21"/>
+                <w:szCs w:val="21"/>
+              </w:rPr>
+              <w:t>2. 根据数据进行分析：perf输出的指标（IPC、Cache Miss Rate等）需要结合CPU微架构原理解释，五种负载之间如何横向对比需要一定硬件知识背景。</w:t>
+            </w:r>
+          </w:p>
+          <w:p>
+            <w:pPr>
+              <w:spacing w:line="440" w:lineRule="exact"/>
+              <w:rPr>
+                <w:rFonts w:hint="eastAsia"/>
+                <w:color w:val="auto"/>
+                <w:sz w:val="21"/>
+                <w:szCs w:val="21"/>
+              </w:rPr>
+            </w:pPr>
+            <w:r>
+              <w:rPr>
+                <w:rFonts w:hint="eastAsia"/>
+                <w:color w:val="auto"/>
+                <w:sz w:val="21"/>
+                <w:szCs w:val="21"/>
+              </w:rPr>
+              <w:t>3. Docker + perf集成：容器内perf版本需与宿主机内核匹配，否则无法正常工作。</w:t>
+            </w:r>
+          </w:p>
+          <w:p>
+            <w:pPr>
+              <w:spacing w:line="440" w:lineRule="exact"/>
+              <w:rPr>
                 <w:color w:val="0070C0"/>
                 <w:sz w:val="21"/>
                 <w:szCs w:val="21"/>
               </w:rPr>
             </w:pPr>
-            <w:r>
-              <w:rPr>
-                <w:rFonts w:hint="eastAsia"/>
-                <w:color w:val="0070C0"/>
-                <w:sz w:val="21"/>
-                <w:szCs w:val="21"/>
-              </w:rPr>
-              <w:t>（请描述你认为这个项目的难点是什么？如果你觉得有多个难点，可以逐一描述）</w:t>
-            </w:r>
           </w:p>
           <w:p>
             <w:pPr>
@@ -575,19 +550,19 @@
             <w:pPr>
               <w:spacing w:line="440" w:lineRule="exact"/>
               <w:rPr>
-                <w:color w:val="0070C0"/>
-                <w:sz w:val="21"/>
-                <w:szCs w:val="21"/>
-              </w:rPr>
-            </w:pPr>
-            <w:r>
-              <w:rPr>
-                <w:rFonts w:hint="eastAsia"/>
-                <w:color w:val="0070C0"/>
-                <w:sz w:val="21"/>
-                <w:szCs w:val="21"/>
-              </w:rPr>
-              <w:t>（请描述你认为你自己在所报名的项目中可以具体负责做哪些事情？）</w:t>
+                <w:color w:val="auto"/>
+                <w:sz w:val="21"/>
+                <w:szCs w:val="21"/>
+              </w:rPr>
+            </w:pPr>
+            <w:r>
+              <w:rPr>
+                <w:rFonts w:hint="eastAsia"/>
+                <w:color w:val="auto"/>
+                <w:sz w:val="21"/>
+                <w:szCs w:val="21"/>
+              </w:rPr>
+              <w:t>从硬件角度考虑。因为是学集成电路设计与集成系统的，接触硬件比较多，所以可以负责perf性能指标的采集和分析、火焰图热点解读、CPU Cache机制验证测试，以及从硬件微架构角度解释性能差异。</w:t>
             </w:r>
           </w:p>
           <w:p>
@@ -663,24 +638,131 @@
             <w:pPr>
               <w:spacing w:line="440" w:lineRule="exact"/>
               <w:rPr>
-                <w:sz w:val="21"/>
-                <w:szCs w:val="21"/>
-              </w:rPr>
-            </w:pPr>
-            <w:r>
-              <w:rPr>
-                <w:rFonts w:hint="eastAsia"/>
-                <w:color w:val="0070C0"/>
-                <w:sz w:val="21"/>
-                <w:szCs w:val="21"/>
-              </w:rPr>
-              <w:t>（可以在此记录你搜集到的关于此项目的学习内容的来源，比如书名、论文、在线视频或文档链接）</w:t>
-            </w:r>
-          </w:p>
-          <w:p>
-            <w:pPr>
-              <w:spacing w:line="440" w:lineRule="exact"/>
-            </w:pPr>
+                <w:rFonts w:hint="eastAsia"/>
+                <w:color w:val="auto"/>
+              </w:rPr>
+            </w:pPr>
+            <w:r>
+              <w:rPr>
+                <w:rFonts w:hint="eastAsia"/>
+                <w:color w:val="auto"/>
+              </w:rPr>
+              <w:t>1. 《Brendan Gregg性能之巅》第二版 — perf工具使用</w:t>
+            </w:r>
+          </w:p>
+          <w:p>
+            <w:pPr>
+              <w:spacing w:line="440" w:lineRule="exact"/>
+              <w:rPr>
+                <w:rFonts w:hint="eastAsia"/>
+                <w:color w:val="auto"/>
+              </w:rPr>
+            </w:pPr>
+            <w:r>
+              <w:rPr>
+                <w:rFonts w:hint="eastAsia"/>
+                <w:color w:val="auto"/>
+              </w:rPr>
+              <w:t>2. FlameGraph官方文档 brendangregg.com/flamegraphs.html — 火焰图生成与分析</w:t>
+            </w:r>
+          </w:p>
+          <w:p>
+            <w:pPr>
+              <w:spacing w:line="440" w:lineRule="exact"/>
+              <w:rPr>
+                <w:rFonts w:hint="eastAsia"/>
+                <w:color w:val="auto"/>
+              </w:rPr>
+            </w:pPr>
+            <w:r>
+              <w:rPr>
+                <w:rFonts w:hint="eastAsia"/>
+                <w:color w:val="auto"/>
+              </w:rPr>
+              <w:t>3. 《深入理解计算机系统》CSAPP第4-6章 — CPU微架构基础</w:t>
+            </w:r>
+          </w:p>
+          <w:p>
+            <w:pPr>
+              <w:spacing w:line="440" w:lineRule="exact"/>
+              <w:rPr>
+                <w:rFonts w:hint="eastAsia"/>
+                <w:color w:val="auto"/>
+              </w:rPr>
+            </w:pPr>
+            <w:r>
+              <w:rPr>
+                <w:rFonts w:hint="eastAsia"/>
+                <w:color w:val="auto"/>
+              </w:rPr>
+              <w:t>4. Ulrich Drepper《What Every Programmer Should Know About Memory》 — Cache机制</w:t>
+            </w:r>
+          </w:p>
+          <w:p>
+            <w:pPr>
+              <w:spacing w:line="440" w:lineRule="exact"/>
+              <w:rPr>
+                <w:rFonts w:hint="eastAsia"/>
+                <w:color w:val="auto"/>
+              </w:rPr>
+            </w:pPr>
+            <w:r>
+              <w:rPr>
+                <w:rFonts w:hint="eastAsia"/>
+                <w:color w:val="auto"/>
+              </w:rPr>
+              <w:t>5. Docker官方文档 — 容器化部署</w:t>
+            </w:r>
+          </w:p>
+          <w:p>
+            <w:pPr>
+              <w:spacing w:line="440" w:lineRule="exact"/>
+              <w:rPr>
+                <w:rFonts w:hint="eastAsia"/>
+                <w:color w:val="auto"/>
+              </w:rPr>
+            </w:pPr>
+            <w:r>
+              <w:rPr>
+                <w:rFonts w:hint="eastAsia"/>
+                <w:color w:val="auto"/>
+              </w:rPr>
+              <w:t>6. stress-ng GitHub仓库README — 压力测试工具</w:t>
+            </w:r>
+          </w:p>
+          <w:p>
+            <w:pPr>
+              <w:spacing w:line="440" w:lineRule="exact"/>
+              <w:rPr>
+                <w:rFonts w:hint="eastAsia"/>
+                <w:color w:val="auto"/>
+              </w:rPr>
+            </w:pPr>
+            <w:r>
+              <w:rPr>
+                <w:rFonts w:hint="eastAsia"/>
+                <w:color w:val="auto"/>
+              </w:rPr>
+              <w:t>7. Linux man perf-stat / man perf-record — perf命令参考</w:t>
+            </w:r>
+          </w:p>
+          <w:p>
+            <w:pPr>
+              <w:spacing w:line="440" w:lineRule="exact"/>
+              <w:rPr>
+                <w:rFonts w:hint="default" w:eastAsia="宋体"/>
+                <w:color w:val="auto"/>
+                <w:lang w:val="en-US" w:eastAsia="zh-CN"/>
+              </w:rPr>
+            </w:pPr>
+            <w:r>
+              <w:rPr>
+                <w:rFonts w:hint="eastAsia"/>
+                <w:color w:val="auto"/>
+                <w:lang w:val="en-US" w:eastAsia="zh-CN"/>
+              </w:rPr>
+              <w:t>大多就是根据题目然后问ai这个内容是什么，都没有看完，只是需要的时候会去看</w:t>
+            </w:r>
           </w:p>
           <w:p>
             <w:pPr>
@@ -755,19 +837,119 @@
             <w:pPr>
               <w:spacing w:line="440" w:lineRule="exact"/>
               <w:rPr>
-                <w:color w:val="0070C0"/>
-                <w:sz w:val="21"/>
-                <w:szCs w:val="21"/>
-              </w:rPr>
-            </w:pPr>
-            <w:r>
-              <w:rPr>
-                <w:rFonts w:hint="eastAsia"/>
-                <w:color w:val="0070C0"/>
-                <w:sz w:val="21"/>
-                <w:szCs w:val="21"/>
-              </w:rPr>
-              <w:t>（请描述你为这个项目所设计的学习计划，并在计划中指明哪些内容已学，哪些内容未学，建议在计划中加上时间节点）</w:t>
+                <w:rFonts w:hint="eastAsia"/>
+                <w:color w:val="auto"/>
+                <w:sz w:val="21"/>
+                <w:szCs w:val="21"/>
+              </w:rPr>
+            </w:pPr>
+            <w:r>
+              <w:rPr>
+                <w:rFonts w:hint="eastAsia"/>
+                <w:color w:val="auto"/>
+                <w:sz w:val="21"/>
+                <w:szCs w:val="21"/>
+              </w:rPr>
+              <w:t>6月14日（日）晚：安装perf、stress-ng、FlameGraph工具链，完成环境配置</w:t>
+            </w:r>
+          </w:p>
+          <w:p>
+            <w:pPr>
+              <w:spacing w:line="440" w:lineRule="exact"/>
+              <w:rPr>
+                <w:rFonts w:hint="eastAsia"/>
+                <w:color w:val="auto"/>
+                <w:sz w:val="21"/>
+                <w:szCs w:val="21"/>
+              </w:rPr>
+            </w:pPr>
+            <w:r>
+              <w:rPr>
+                <w:rFonts w:hint="eastAsia"/>
+                <w:color w:val="auto"/>
+                <w:sz w:val="21"/>
+                <w:szCs w:val="21"/>
+              </w:rPr>
+              <w:t>6月15日（一）：perf stat五场景采集+火焰图生成，学习perf命令用法</w:t>
+            </w:r>
+          </w:p>
+          <w:p>
+            <w:pPr>
+              <w:spacing w:line="440" w:lineRule="exact"/>
+              <w:rPr>
+                <w:rFonts w:hint="eastAsia"/>
+                <w:color w:val="auto"/>
+                <w:sz w:val="21"/>
+                <w:szCs w:val="21"/>
+              </w:rPr>
+            </w:pPr>
+            <w:r>
+              <w:rPr>
+                <w:rFonts w:hint="eastAsia"/>
+                <w:color w:val="auto"/>
+                <w:sz w:val="21"/>
+                <w:szCs w:val="21"/>
+              </w:rPr>
+              <w:t>6月16日（二）：Cache Line微基准测试（C语言编程+perf采集+结果分析）</w:t>
+            </w:r>
+          </w:p>
+          <w:p>
+            <w:pPr>
+              <w:spacing w:line="440" w:lineRule="exact"/>
+              <w:rPr>
+                <w:rFonts w:hint="eastAsia"/>
+                <w:color w:val="auto"/>
+                <w:sz w:val="21"/>
+                <w:szCs w:val="21"/>
+              </w:rPr>
+            </w:pPr>
+            <w:r>
+              <w:rPr>
+                <w:rFonts w:hint="eastAsia"/>
+                <w:color w:val="auto"/>
+                <w:sz w:val="21"/>
+                <w:szCs w:val="21"/>
+              </w:rPr>
+              <w:t>6月17-18日（三-四）：Docker持续CPU Profiling工具开发学习</w:t>
+            </w:r>
+          </w:p>
+          <w:p>
+            <w:pPr>
+              <w:spacing w:line="440" w:lineRule="exact"/>
+              <w:rPr>
+                <w:rFonts w:hint="eastAsia"/>
+                <w:color w:val="auto"/>
+                <w:sz w:val="21"/>
+                <w:szCs w:val="21"/>
+              </w:rPr>
+            </w:pPr>
+            <w:r>
+              <w:rPr>
+                <w:rFonts w:hint="eastAsia"/>
+                <w:color w:val="auto"/>
+                <w:sz w:val="21"/>
+                <w:szCs w:val="21"/>
+              </w:rPr>
+              <w:t>6月19日（五）：报告撰写、文档整理</w:t>
+            </w:r>
+          </w:p>
+          <w:p>
+            <w:pPr>
+              <w:spacing w:line="440" w:lineRule="exact"/>
+              <w:rPr>
+                <w:color w:val="auto"/>
+                <w:sz w:val="21"/>
+                <w:szCs w:val="21"/>
+              </w:rPr>
+            </w:pPr>
+            <w:r>
+              <w:rPr>
+                <w:rFonts w:hint="eastAsia"/>
+                <w:color w:val="auto"/>
+                <w:sz w:val="21"/>
+                <w:szCs w:val="21"/>
+              </w:rPr>
+              <w:t>6月20-21日（六-日）：收尾提交</w:t>
             </w:r>
           </w:p>
           <w:p>
@@ -870,48 +1052,11 @@
           <w:p>
             <w:pPr>
               <w:spacing w:line="440" w:lineRule="exact"/>
-              <w:jc w:val="center"/>
-            </w:pPr>
-            <w:r>
-              <w:rPr>
-                <w:rFonts w:hint="eastAsia"/>
-              </w:rPr>
-              <w:t>学习心得</w:t>
-            </w:r>
-          </w:p>
-          <w:p>
-            <w:pPr>
-              <w:spacing w:line="440" w:lineRule="exact"/>
-              <w:rPr>
-                <w:sz w:val="21"/>
-                <w:szCs w:val="21"/>
-              </w:rPr>
-            </w:pPr>
-            <w:r>
-              <w:rPr>
-                <w:color w:val="0070C0"/>
-                <w:sz w:val="21"/>
-                <w:szCs w:val="21"/>
-              </w:rPr>
-              <w:t>(</w:t>
-            </w:r>
-            <w:r>
-              <w:rPr>
-                <w:rFonts w:hint="eastAsia"/>
-                <w:color w:val="0070C0"/>
-                <w:sz w:val="21"/>
-                <w:szCs w:val="21"/>
-              </w:rPr>
-              <w:t>必填，至少填1个，可根据实际学习情况增减问题列表</w:t>
-            </w:r>
-            <w:r>
-              <w:rPr>
-                <w:color w:val="0070C0"/>
-                <w:sz w:val="21"/>
-                <w:szCs w:val="21"/>
-              </w:rPr>
-              <w:t>)</w:t>
-            </w:r>
+              <w:rPr>
+                <w:sz w:val="21"/>
+                <w:szCs w:val="21"/>
+              </w:rPr>
+            </w:pPr>
           </w:p>
         </w:tc>
         <w:tc>
@@ -974,6 +1119,24 @@
             </w:tcBorders>
             <w:vAlign w:val="center"/>
           </w:tcPr>
+          <w:p>
+            <w:pPr>
+              <w:spacing w:line="440" w:lineRule="exact"/>
+              <w:rPr>
+                <w:rFonts w:hint="eastAsia"/>
+                <w:sz w:val="21"/>
+                <w:szCs w:val="21"/>
+              </w:rPr>
+            </w:pPr>
+            <w:r>
+              <w:rPr>
+                <w:rFonts w:hint="eastAsia"/>
+                <w:sz w:val="21"/>
+                <w:szCs w:val="21"/>
+              </w:rPr>
+              <w:t>perf stat的instructions、cache-misses等指标全部显示为0，无法计算IPC、Cache Miss Rate等衍生指标</w:t>
+            </w:r>
+          </w:p>
           <w:p>
             <w:pPr>
               <w:spacing w:line="440" w:lineRule="exact"/>
@@ -1055,6 +1218,12 @@
             <w:pPr>
               <w:spacing w:line="440" w:lineRule="exact"/>
             </w:pPr>
+            <w:r>
+              <w:rPr>
+                <w:rFonts w:hint="eastAsia"/>
+              </w:rPr>
+              <w:t>可能是虚拟机没有把CPU的性能计数器透传给客户机，也可能是perf_event_paranoid权限设置问题</w:t>
+            </w:r>
           </w:p>
         </w:tc>
       </w:tr>
@@ -1127,7 +1296,27 @@
           <w:p>
             <w:pPr>
               <w:spacing w:line="440" w:lineRule="exact"/>
-            </w:pPr>
+              <w:rPr>
+                <w:rFonts w:hint="eastAsia"/>
+              </w:rPr>
+            </w:pPr>
+            <w:r>
+              <w:rPr>
+                <w:rFonts w:hint="eastAsia"/>
+              </w:rPr>
+              <w:t>1. 检查/proc/sys/kernel/perf_event_paranoid设置为4，改为1</w:t>
+            </w:r>
+          </w:p>
+          <w:p>
+            <w:pPr>
+              <w:spacing w:line="440" w:lineRule="exact"/>
+            </w:pPr>
+            <w:r>
+              <w:rPr>
+                <w:rFonts w:hint="eastAsia"/>
+              </w:rPr>
+              <w:t>2. 在.vmx文件中添加pmu.virtualize = TRUE并冷启动虚拟机</w:t>
+            </w:r>
           </w:p>
         </w:tc>
       </w:tr>
@@ -1203,118 +1392,34 @@
           <w:p>
             <w:pPr>
               <w:spacing w:line="440" w:lineRule="exact"/>
-            </w:pPr>
-            <w:r>
-              <w:rPr>
-                <w:rFonts w:hint="eastAsia"/>
-                <w:color w:val="0070C0"/>
-                <w:sz w:val="21"/>
-                <w:szCs w:val="21"/>
-              </w:rPr>
-              <w:t>（请写明你所用的</w:t>
-            </w:r>
-            <w:r>
-              <w:rPr>
-                <w:color w:val="0070C0"/>
-                <w:sz w:val="21"/>
-                <w:szCs w:val="21"/>
-              </w:rPr>
-              <w:t>AI</w:t>
-            </w:r>
-            <w:r>
-              <w:rPr>
-                <w:rFonts w:hint="eastAsia"/>
-                <w:color w:val="0070C0"/>
-                <w:sz w:val="21"/>
-                <w:szCs w:val="21"/>
-              </w:rPr>
-              <w:t>工具，例如</w:t>
-            </w:r>
-            <w:r>
-              <w:rPr>
-                <w:color w:val="0070C0"/>
-                <w:sz w:val="21"/>
-                <w:szCs w:val="21"/>
-              </w:rPr>
-              <w:t>ChatGPT</w:t>
-            </w:r>
-            <w:r>
-              <w:rPr>
-                <w:rFonts w:hint="eastAsia"/>
-                <w:color w:val="0070C0"/>
-                <w:sz w:val="21"/>
-                <w:szCs w:val="21"/>
-              </w:rPr>
-              <w:t>/</w:t>
-            </w:r>
-            <w:r>
-              <w:rPr>
-                <w:color w:val="0070C0"/>
-                <w:sz w:val="21"/>
-                <w:szCs w:val="21"/>
-              </w:rPr>
-              <w:t>Deepseek/</w:t>
-            </w:r>
-            <w:r>
-              <w:rPr>
-                <w:rFonts w:hint="eastAsia"/>
-                <w:color w:val="0070C0"/>
-                <w:sz w:val="21"/>
-                <w:szCs w:val="21"/>
-              </w:rPr>
-              <w:t>豆包/元宝</w:t>
-            </w:r>
-            <w:r>
-              <w:rPr>
-                <w:color w:val="0070C0"/>
-                <w:sz w:val="21"/>
-                <w:szCs w:val="21"/>
-              </w:rPr>
-              <w:t>/</w:t>
-            </w:r>
-            <w:r>
-              <w:rPr>
-                <w:rFonts w:hint="eastAsia"/>
-                <w:color w:val="0070C0"/>
-                <w:sz w:val="21"/>
-                <w:szCs w:val="21"/>
-              </w:rPr>
-              <w:t>kimi</w:t>
-            </w:r>
-            <w:r>
-              <w:rPr>
-                <w:color w:val="0070C0"/>
-                <w:sz w:val="21"/>
-                <w:szCs w:val="21"/>
-              </w:rPr>
-              <w:t>/Claude</w:t>
-            </w:r>
-            <w:r>
-              <w:rPr>
-                <w:rFonts w:hint="eastAsia"/>
-                <w:color w:val="0070C0"/>
-                <w:sz w:val="21"/>
-                <w:szCs w:val="21"/>
-              </w:rPr>
-              <w:t>等，复制粘贴你向</w:t>
-            </w:r>
-            <w:r>
-              <w:rPr>
-                <w:color w:val="0070C0"/>
-                <w:sz w:val="21"/>
-                <w:szCs w:val="21"/>
-              </w:rPr>
-              <w:t>AI</w:t>
-            </w:r>
-            <w:r>
-              <w:rPr>
-                <w:rFonts w:hint="eastAsia"/>
-                <w:color w:val="0070C0"/>
-                <w:sz w:val="21"/>
-                <w:szCs w:val="21"/>
-              </w:rPr>
-              <w:t>提出的问题以及它的回答，粘贴文字）</w:t>
-            </w:r>
+              <w:rPr>
+                <w:rFonts w:hint="eastAsia"/>
+              </w:rPr>
+            </w:pPr>
+            <w:r>
+              <w:rPr>
+                <w:rFonts w:hint="eastAsia"/>
+              </w:rPr>
+              <w:t>（使用Reasonix Code</w:t>
+            </w:r>
+            <w:r>
+              <w:rPr>
+                <w:rFonts w:hint="eastAsia"/>
+                <w:lang w:val="en-US" w:eastAsia="zh-CN"/>
+              </w:rPr>
+              <w:t xml:space="preserve"> deepseek-v4-flash</w:t>
+            </w:r>
+            <w:r>
+              <w:rPr>
+                <w:rFonts w:hint="eastAsia"/>
+              </w:rPr>
+              <w:t>）AI诊断出是因为VMware虚拟化限制导致PMU未透传，建议在报告中明确说明测试环境限制，改用可用指标（cycles、context-switches）分析</w:t>
+            </w:r>
+          </w:p>
+          <w:p>
+            <w:pPr>
+              <w:spacing w:line="440" w:lineRule="exact"/>
+            </w:pPr>
           </w:p>
           <w:p>
             <w:pPr>
@@ -1401,49 +1506,17 @@
           <w:p>
             <w:pPr>
               <w:spacing w:line="440" w:lineRule="exact"/>
-            </w:pPr>
-            <w:r>
-              <w:rPr>
-                <w:rFonts w:hint="eastAsia"/>
-                <w:color w:val="0070C0"/>
-                <w:sz w:val="21"/>
-                <w:szCs w:val="21"/>
-              </w:rPr>
-              <w:t>（你觉得</w:t>
-            </w:r>
-            <w:r>
-              <w:rPr>
-                <w:color w:val="0070C0"/>
-                <w:sz w:val="21"/>
-                <w:szCs w:val="21"/>
-              </w:rPr>
-              <w:t>AI</w:t>
-            </w:r>
-            <w:r>
-              <w:rPr>
-                <w:rFonts w:hint="eastAsia"/>
-                <w:color w:val="0070C0"/>
-                <w:sz w:val="21"/>
-                <w:szCs w:val="21"/>
-              </w:rPr>
-              <w:t>的回答是否能解决你的问题？针对</w:t>
-            </w:r>
-            <w:r>
-              <w:rPr>
-                <w:color w:val="0070C0"/>
-                <w:sz w:val="21"/>
-                <w:szCs w:val="21"/>
-              </w:rPr>
-              <w:t>AI</w:t>
-            </w:r>
-            <w:r>
-              <w:rPr>
-                <w:rFonts w:hint="eastAsia"/>
-                <w:color w:val="0070C0"/>
-                <w:sz w:val="21"/>
-                <w:szCs w:val="21"/>
-              </w:rPr>
-              <w:t>的回答，你是否想向导师进一步提问？若有，请写下你的问题）</w:t>
+              <w:rPr>
+                <w:rFonts w:hint="default" w:eastAsia="宋体"/>
+                <w:lang w:val="en-US" w:eastAsia="zh-CN"/>
+              </w:rPr>
+            </w:pPr>
+            <w:r>
+              <w:rPr>
+                <w:rFonts w:hint="eastAsia"/>
+                <w:lang w:val="en-US" w:eastAsia="zh-CN"/>
+              </w:rPr>
+              <w:t>感觉可以先这样推进，就没有问</w:t>
             </w:r>
           </w:p>
           <w:p>
@@ -1529,6 +1602,12 @@
             <w:pPr>
               <w:spacing w:line="440" w:lineRule="exact"/>
             </w:pPr>
+            <w:r>
+              <w:rPr>
+                <w:rFonts w:hint="eastAsia"/>
+              </w:rPr>
+              <w:t>火焰图中stress-ng的函数全部显示为[unknown]，无法判断热点在哪</w:t>
+            </w:r>
           </w:p>
         </w:tc>
       </w:tr>
@@ -1602,6 +1681,12 @@
             <w:pPr>
               <w:spacing w:line="440" w:lineRule="exact"/>
             </w:pPr>
+            <w:r>
+              <w:rPr>
+                <w:rFonts w:hint="eastAsia"/>
+              </w:rPr>
+              <w:t>可能是perf采集时栈信息不足，或者stress-ng编译时没带帧指针</w:t>
+            </w:r>
           </w:p>
         </w:tc>
       </w:tr>
@@ -1674,7 +1759,41 @@
           <w:p>
             <w:pPr>
               <w:spacing w:line="440" w:lineRule="exact"/>
-            </w:pPr>
+              <w:rPr>
+                <w:rFonts w:hint="eastAsia"/>
+              </w:rPr>
+            </w:pPr>
+            <w:r>
+              <w:rPr>
+                <w:rFonts w:hint="eastAsia"/>
+              </w:rPr>
+              <w:t>1. 尝试使用--call-graph dwarf参数重新采集，效果有限</w:t>
+            </w:r>
+          </w:p>
+          <w:p>
+            <w:pPr>
+              <w:spacing w:line="440" w:lineRule="exact"/>
+              <w:rPr>
+                <w:rFonts w:hint="eastAsia"/>
+              </w:rPr>
+            </w:pPr>
+            <w:r>
+              <w:rPr>
+                <w:rFonts w:hint="eastAsia"/>
+              </w:rPr>
+              <w:t>2. 从GitHub克隆stress-ng源码，用make CFLAGS="-g -fno-omit-frame-pointer -O2"编译</w:t>
+            </w:r>
+          </w:p>
+          <w:p>
+            <w:pPr>
+              <w:spacing w:line="440" w:lineRule="exact"/>
+            </w:pPr>
+            <w:r>
+              <w:rPr>
+                <w:rFonts w:hint="eastAsia"/>
+              </w:rPr>
+              <w:t>3. 将编译好的stress-ng替换系统版本后重新生成火焰图</w:t>
+            </w:r>
           </w:p>
         </w:tc>
       </w:tr>
@@ -1751,6 +1870,32 @@
             <w:pPr>
               <w:spacing w:line="440" w:lineRule="exact"/>
             </w:pPr>
+            <w:r>
+              <w:rPr>
+                <w:rFonts w:hint="eastAsia"/>
+                <w:lang w:eastAsia="zh-CN"/>
+              </w:rPr>
+              <w:t>（</w:t>
+            </w:r>
+            <w:r>
+              <w:rPr>
+                <w:rFonts w:hint="eastAsia"/>
+              </w:rPr>
+              <w:t>使用Reasonix Code</w:t>
+            </w:r>
+            <w:r>
+              <w:rPr>
+                <w:rFonts w:hint="eastAsia"/>
+                <w:lang w:val="en-US" w:eastAsia="zh-CN"/>
+              </w:rPr>
+              <w:t xml:space="preserve"> deepseek-v4-flash</w:t>
+            </w:r>
+            <w:r>
+              <w:rPr>
+                <w:rFonts w:hint="eastAsia"/>
+              </w:rPr>
+              <w:t>）AI指出Ubuntu预编译的stress-ng未启用帧指针（-fno-omit-frame-pointer），perf的fp模式无法解析调用栈。建议从GitHub源码编译带帧指针的版本。实施后火焰图正确显示stress_cpu_matrix_prod.arch_znver3.17（matrixprod热点，占99.69%）和queens_try（N皇后回溯函数，占84%-99%）</w:t>
+            </w:r>
           </w:p>
         </w:tc>
       </w:tr>
@@ -1833,6 +1978,14 @@
             <w:pPr>
               <w:spacing w:line="440" w:lineRule="exact"/>
             </w:pPr>
+            <w:r>
+              <w:rPr>
+                <w:rFonts w:hint="eastAsia"/>
+              </w:rPr>
+              <w:t>AI的回答可以解决问题，暂时不需要向导师提问</w:t>
+            </w:r>
+            <w:bookmarkStart w:id="0" w:name="_GoBack"/>
+            <w:bookmarkEnd w:id="0"/>
           </w:p>
         </w:tc>
       </w:tr>
@@ -1945,7 +2098,7 @@
     <w:lsdException w:uiPriority="99" w:name="Body Text Indent 3"/>
     <w:lsdException w:uiPriority="99" w:name="Block Text"/>
     <w:lsdException w:qFormat="1" w:uiPriority="99" w:semiHidden="0" w:name="Hyperlink"/>
-    <w:lsdException w:uiPriority="99" w:name="FollowedHyperlink"/>
+    <w:lsdException w:qFormat="1" w:uiPriority="99" w:name="FollowedHyperlink"/>
     <w:lsdException w:qFormat="1" w:unhideWhenUsed="0" w:uiPriority="22" w:semiHidden="0" w:name="Strong"/>
     <w:lsdException w:qFormat="1" w:unhideWhenUsed="0" w:uiPriority="20" w:semiHidden="0" w:name="Emphasis"/>
     <w:lsdException w:uiPriority="99" w:name="Document Map"/>
@@ -2167,6 +2320,7 @@
     <w:basedOn w:val="4"/>
     <w:semiHidden/>
     <w:unhideWhenUsed/>
+    <w:qFormat/>
     <w:uiPriority w:val="99"/>
     <w:rPr>
       <w:color w:val="954F72" w:themeColor="followedHyperlink"/>
